--- a/worksheets/Lab09-Worksheet.docx
+++ b/worksheets/Lab09-Worksheet.docx
@@ -24,7 +24,7 @@
           <w:color w:val="1A3C6E"/>
           <w:sz w:val="32"/>
         </w:rPr>
-        <w:t>Lab 09 — Develop an Azure AI chat agent with the Microsoft Agent Framework SDK</w:t>
+        <w:t>Lab 09 — Integrate an AI agent with Foundry IQ</w:t>
       </w:r>
     </w:p>
     <w:p>
@@ -36,7 +36,7 @@
           <w:color w:val="888888"/>
           <w:sz w:val="20"/>
         </w:rPr>
-        <w:t>Week 5  |  Required</w:t>
+        <w:t>Week 4  |  Required</w:t>
       </w:r>
     </w:p>
     <w:p/>
@@ -117,7 +117,7 @@
     </w:p>
     <w:p>
       <w:r>
-        <w:t>In this lab, you used the Microsoft Agent Framework SDK to create an AI agent that processes expense claims. You implemented a custom tool function decorated with @tool that simulates sending email, configured the agent with AzureOpenAIResponsesClient and AzureCliCredential, and ran the agent to automatically compose and submit an itemized expense claim email to 'expenses@contoso.com'.</w:t>
+        <w:t>In this lab, you configured a Microsoft Foundry Agent Service agent to use Foundry IQ as a grounded knowledge source by connecting an Azure AI Search resource, creating a knowledge base from Contoso product PDFs stored in Azure Blob Storage, and building a Python client application that managed MCP-style approval prompts before the agent queried the knowledge base — confirming that agent responses included accurate product citations drawn from the indexed documents.</w:t>
       </w:r>
     </w:p>
     <w:p/>
@@ -145,12 +145,12 @@
           <w:b/>
           <w:sz w:val="22"/>
         </w:rPr>
-        <w:t>Screenshot 1 — Completed agent-framework.py Code</w:t>
+        <w:t>Screenshot 1 — Foundry IQ Knowledge Base</w:t>
       </w:r>
     </w:p>
     <w:p>
       <w:r>
-        <w:t>After adding all code sections to 'agent-framework.py' (the import references including 'agent_framework' and 'AzureOpenAIResponsesClient', the Agent initialization with instructions and the 'submit_claim' tool, and the agent.run() invocation), capture Cloud Shell showing the completed code file with the agent creation block and the submit_claim tool function visible.</w:t>
+        <w:t>Microsoft Foundry portal Foundry IQ page showing the ks-contosoproducts knowledge base with status 'active', the connected Azure AI Search resource listed, the text-embedding-3-small embedding model selected, and the gpt-4.1 chat completions model assigned.</w:t>
       </w:r>
     </w:p>
     <w:tbl>
@@ -193,12 +193,60 @@
           <w:b/>
           <w:sz w:val="22"/>
         </w:rPr>
-        <w:t>Screenshot 2 — Agent Expense Claim Output</w:t>
+        <w:t>Screenshot 2 — Agent Playground Product Query</w:t>
       </w:r>
     </w:p>
     <w:p>
       <w:r>
-        <w:t>After running 'python agent-framework.py' and entering the prompt 'Submit an expense claim', capture the full terminal output showing: the simulated email printout with 'To: expenses@contoso.com', 'Subject: Expense Claim', the itemized expense body with a total amount, and the agent's confirmation message (prefixed with '# Agent:') confirming the claim was submitted.</w:t>
+        <w:t>Microsoft Foundry portal agent playground for product-expert-agent showing a user query about available tent types, the agent's response with specific Contoso product names, and citation references linking back to the indexed PDF files in the knowledge base.</w:t>
+      </w:r>
+    </w:p>
+    <w:tbl>
+      <w:tblPr>
+        <w:tblStyle w:val="TableGrid"/>
+        <w:tblW w:type="auto" w:w="0"/>
+        <w:jc w:val="center"/>
+        <w:tblLook w:firstColumn="1" w:firstRow="1" w:lastColumn="0" w:lastRow="0" w:noHBand="0" w:noVBand="1" w:val="04A0"/>
+      </w:tblPr>
+      <w:tblGrid>
+        <w:gridCol w:w="9360"/>
+      </w:tblGrid>
+      <w:tr>
+        <w:tc>
+          <w:tcPr>
+            <w:tcW w:type="dxa" w:w="8640"/>
+            <w:shd w:fill="F2F2F2" w:val="clear"/>
+          </w:tcPr>
+          <w:p>
+            <w:pPr>
+              <w:spacing w:before="1200" w:after="1200"/>
+              <w:jc w:val="center"/>
+            </w:pPr>
+            <w:r>
+              <w:rPr>
+                <w:i/>
+                <w:color w:val="999999"/>
+                <w:sz w:val="24"/>
+              </w:rPr>
+              <w:t>[ Insert Screenshot Here ]</w:t>
+            </w:r>
+          </w:p>
+        </w:tc>
+      </w:tr>
+    </w:tbl>
+    <w:p/>
+    <w:p>
+      <w:r>
+        <w:rPr>
+          <w:b/>
+          <w:sz w:val="22"/>
+        </w:rPr>
+        <w:t>Screenshot 3 — Python Client Approval Terminal</w:t>
+      </w:r>
+    </w:p>
+    <w:p>
+      <w:r>
+        <w:t>VS Code integrated terminal running agent_client.py: 'Connected to agent: product-expert-agent (id: ...)', an '[Approval required for: ...]' prompt with server label and JSON arguments displayed, the 'Approve this action? (yes/no):' prompt, 'Approving action...' confirmation, and the agent's final product-information response with citations.</w:t>
       </w:r>
     </w:p>
     <w:tbl>
@@ -251,7 +299,7 @@
           <w:b/>
           <w:sz w:val="22"/>
         </w:rPr>
-        <w:t>1. The 'submit_claim' tool function was decorated with '@tool(approval_mode="never_require")'. What does this approval mode mean for the agent's autonomy, and in what real-world scenarios might you want to change this to require approval before the agent sends an email?</w:t>
+        <w:t>1. Foundry IQ indexes documents from Azure Blob Storage into Azure AI Search and makes that index available to the agent at query time. Explain how this retrieval-augmented generation (RAG) pattern differs from fine-tuning the model on the same documents, and why RAG is often preferred for enterprise product catalogs.</w:t>
       </w:r>
     </w:p>
     <w:p>
@@ -272,7 +320,7 @@
           <w:b/>
           <w:sz w:val="22"/>
         </w:rPr>
-        <w:t>2. The Agent was initialized with specific instructions telling it to send to 'expenses@contoso.com' with a particular subject line and to not ask the user for more information. How do these instructions constrain the agent's behavior compared to a more open-ended agent, and why is this level of specificity important for an expense processing use case?</w:t>
+        <w:t>2. The Python client in this lab prompted the user to approve the agent's knowledge-base search before executing it. In what real-world deployment scenarios would you want to keep this human-in-the-loop approval step, and in which scenarios would you safely disable it?</w:t>
       </w:r>
     </w:p>
     <w:p>
@@ -293,7 +341,7 @@
           <w:b/>
           <w:sz w:val="22"/>
         </w:rPr>
-        <w:t>3. In this lab, the Microsoft Agent Framework SDK used 'AzureOpenAIResponsesClient' with 'AzureCliCredential' for authentication, while earlier agent labs used 'AIProjectClient' with 'DefaultAzureCredential'. How does the Agent Framework SDK simplify the process of creating and running an agent compared to the lower-level approach?</w:t>
+        <w:t>3. After running the client, you could type 'history' to view the full conversation. Why is maintaining and being able to inspect conversation history important for debugging a grounded agent, and what information in the history would help you diagnose a hallucinated or incorrect product answer?</w:t>
       </w:r>
     </w:p>
     <w:p>
